--- a/Games/guard-the-dumplings.docx
+++ b/Games/guard-the-dumplings.docx
@@ -6,9 +6,9 @@
       <w:pPr>
         <w:pStyle w:val="Heading1"/>
       </w:pPr>
-      <w:bookmarkStart w:id="20" w:name="guard-the-dumplings"/>
-      <w:r>
-        <w:t xml:space="preserve">Guard the Dumplings</w:t>
+      <w:bookmarkStart w:id="20" w:name="guard-the-dumplings---team27"/>
+      <w:r>
+        <w:t xml:space="preserve">Guard the Dumplings - Team27</w:t>
       </w:r>
       <w:bookmarkEnd w:id="20"/>
     </w:p>
@@ -16,9 +16,9 @@
       <w:pPr>
         <w:pStyle w:val="Heading2"/>
       </w:pPr>
-      <w:bookmarkStart w:id="21" w:name="guard-the-dumplings-student-proposal"/>
-      <w:r>
-        <w:t xml:space="preserve">Guard the Dumplings</w:t>
+      <w:bookmarkStart w:id="21" w:name="X266efda2c95916773f4c9deb48c1143f3edfd54"/>
+      <w:r>
+        <w:t xml:space="preserve">Guard the Dumplings - Team27</w:t>
       </w:r>
       <w:r>
         <w:t xml:space="preserve"> </w:t>
